--- a/docs/tables/whole/sec7_disc_summary.docx
+++ b/docs/tables/whole/sec7_disc_summary.docx
@@ -40,7 +40,7 @@
         <w:gridCol w:w="778"/>
         <w:gridCol w:w="2734"/>
         <w:gridCol w:w="1083"/>
-        <w:gridCol w:w="30656"/>
+        <w:gridCol w:w="2159"/>
         <w:gridCol w:w="1132"/>
       </w:tblGrid>
       <w:tr>
@@ -581,7 +581,7 @@
                 <w:szCs w:val="22"/>
                 <w:color w:val="000000"/>
               </w:rPr>
-              <w:t xml:space="preserve">323</w:t>
+              <w:t xml:space="preserve">322</w:t>
             </w:r>
           </w:p>
         </w:tc>
@@ -687,7 +687,7 @@
                 <w:szCs w:val="22"/>
                 <w:color w:val="000000"/>
               </w:rPr>
-              <w:t xml:space="preserve">138</w:t>
+              <w:t xml:space="preserve">137</w:t>
             </w:r>
           </w:p>
         </w:tc>
@@ -740,7 +740,7 @@
                 <w:szCs w:val="22"/>
                 <w:color w:val="000000"/>
               </w:rPr>
-              <w:t xml:space="preserve">1.13 (0.97, 1.32)</w:t>
+              <w:t xml:space="preserve">1.14 (0.97, 1.33)</w:t>
             </w:r>
           </w:p>
         </w:tc>
@@ -793,7 +793,7 @@
                 <w:szCs w:val="22"/>
                 <w:color w:val="000000"/>
               </w:rPr>
-              <w:t xml:space="preserve">0.127</w:t>
+              <w:t xml:space="preserve">0.104</w:t>
             </w:r>
           </w:p>
         </w:tc>
@@ -958,7 +958,7 @@
                 <w:szCs w:val="22"/>
                 <w:color w:val="000000"/>
               </w:rPr>
-              <w:t xml:space="preserve">323</w:t>
+              <w:t xml:space="preserve">322</w:t>
             </w:r>
           </w:p>
         </w:tc>
@@ -1117,7 +1117,7 @@
                 <w:szCs w:val="22"/>
                 <w:color w:val="000000"/>
               </w:rPr>
-              <w:t xml:space="preserve">1.28 (1.00, 1.65)</w:t>
+              <w:t xml:space="preserve">1.28 (0.99, 1.66)</w:t>
             </w:r>
           </w:p>
         </w:tc>
@@ -1170,7 +1170,7 @@
                 <w:szCs w:val="22"/>
                 <w:color w:val="000000"/>
               </w:rPr>
-              <w:t xml:space="preserve">0.052</w:t>
+              <w:t xml:space="preserve">0.056</w:t>
             </w:r>
           </w:p>
         </w:tc>
@@ -1335,7 +1335,7 @@
                 <w:szCs w:val="22"/>
                 <w:color w:val="000000"/>
               </w:rPr>
-              <w:t xml:space="preserve">323</w:t>
+              <w:t xml:space="preserve">322</w:t>
             </w:r>
           </w:p>
         </w:tc>
@@ -1547,7 +1547,7 @@
                 <w:szCs w:val="22"/>
                 <w:color w:val="000000"/>
               </w:rPr>
-              <w:t xml:space="preserve">0.329</w:t>
+              <w:t xml:space="preserve">0.332</w:t>
             </w:r>
           </w:p>
         </w:tc>
@@ -1712,7 +1712,7 @@
                 <w:szCs w:val="22"/>
                 <w:color w:val="000000"/>
               </w:rPr>
-              <w:t xml:space="preserve">323</w:t>
+              <w:t xml:space="preserve">322</w:t>
             </w:r>
           </w:p>
         </w:tc>
@@ -1871,7 +1871,7 @@
                 <w:szCs w:val="22"/>
                 <w:color w:val="000000"/>
               </w:rPr>
-              <w:t xml:space="preserve">1.81 (1.04, 3.16)</w:t>
+              <w:t xml:space="preserve">1.85 (1.05, 3.27)</w:t>
             </w:r>
           </w:p>
         </w:tc>
@@ -1924,7 +1924,7 @@
                 <w:szCs w:val="22"/>
                 <w:color w:val="000000"/>
               </w:rPr>
-              <w:t xml:space="preserve">0.035</w:t>
+              <w:t xml:space="preserve">0.033</w:t>
             </w:r>
           </w:p>
         </w:tc>
@@ -2089,7 +2089,7 @@
                 <w:szCs w:val="22"/>
                 <w:color w:val="000000"/>
               </w:rPr>
-              <w:t xml:space="preserve">323</w:t>
+              <w:t xml:space="preserve">322</w:t>
             </w:r>
           </w:p>
         </w:tc>
@@ -2301,7 +2301,7 @@
                 <w:szCs w:val="22"/>
                 <w:color w:val="000000"/>
               </w:rPr>
-              <w:t xml:space="preserve">0.020</w:t>
+              <w:t xml:space="preserve">0.022</w:t>
             </w:r>
           </w:p>
         </w:tc>
@@ -2466,7 +2466,7 @@
                 <w:szCs w:val="22"/>
                 <w:color w:val="000000"/>
               </w:rPr>
-              <w:t xml:space="preserve">323</w:t>
+              <w:t xml:space="preserve">322</w:t>
             </w:r>
           </w:p>
         </w:tc>
@@ -2625,7 +2625,7 @@
                 <w:szCs w:val="22"/>
                 <w:color w:val="000000"/>
               </w:rPr>
-              <w:t xml:space="preserve">1.30 (1.01, 1.67)</w:t>
+              <w:t xml:space="preserve">1.29 (1.00, 1.67)</w:t>
             </w:r>
           </w:p>
         </w:tc>
@@ -2678,7 +2678,7 @@
                 <w:szCs w:val="22"/>
                 <w:color w:val="000000"/>
               </w:rPr>
-              <w:t xml:space="preserve">0.044</w:t>
+              <w:t xml:space="preserve">0.051</w:t>
             </w:r>
           </w:p>
         </w:tc>
@@ -2843,7 +2843,7 @@
                 <w:szCs w:val="22"/>
                 <w:color w:val="000000"/>
               </w:rPr>
-              <w:t xml:space="preserve">323</w:t>
+              <w:t xml:space="preserve">322</w:t>
             </w:r>
           </w:p>
         </w:tc>
@@ -2949,7 +2949,7 @@
                 <w:szCs w:val="22"/>
                 <w:color w:val="000000"/>
               </w:rPr>
-              <w:t xml:space="preserve">149</w:t>
+              <w:t xml:space="preserve">148</w:t>
             </w:r>
           </w:p>
         </w:tc>
@@ -3002,7 +3002,7 @@
                 <w:szCs w:val="22"/>
                 <w:color w:val="000000"/>
               </w:rPr>
-              <w:t xml:space="preserve">1.25 (1.11, 1.42)</w:t>
+              <w:t xml:space="preserve">1.26 (1.12, 1.43)</w:t>
             </w:r>
           </w:p>
         </w:tc>
@@ -3220,7 +3220,7 @@
                 <w:szCs w:val="22"/>
                 <w:color w:val="000000"/>
               </w:rPr>
-              <w:t xml:space="preserve">323</w:t>
+              <w:t xml:space="preserve">322</w:t>
             </w:r>
           </w:p>
         </w:tc>
@@ -3379,7 +3379,7 @@
                 <w:szCs w:val="22"/>
                 <w:color w:val="000000"/>
               </w:rPr>
-              <w:t xml:space="preserve">1.49 (1.17, 1.90)</w:t>
+              <w:t xml:space="preserve">1.50 (1.17, 1.92)</w:t>
             </w:r>
           </w:p>
         </w:tc>
@@ -3597,7 +3597,7 @@
                 <w:szCs w:val="22"/>
                 <w:color w:val="000000"/>
               </w:rPr>
-              <w:t xml:space="preserve">323</w:t>
+              <w:t xml:space="preserve">322</w:t>
             </w:r>
           </w:p>
         </w:tc>
@@ -3703,7 +3703,7 @@
                 <w:szCs w:val="22"/>
                 <w:color w:val="000000"/>
               </w:rPr>
-              <w:t xml:space="preserve">68</w:t>
+              <w:t xml:space="preserve">69</w:t>
             </w:r>
           </w:p>
         </w:tc>
@@ -3809,7 +3809,7 @@
                 <w:szCs w:val="22"/>
                 <w:color w:val="000000"/>
               </w:rPr>
-              <w:t xml:space="preserve">0.032</w:t>
+              <w:t xml:space="preserve">0.029</w:t>
             </w:r>
           </w:p>
         </w:tc>
@@ -3974,7 +3974,7 @@
                 <w:szCs w:val="22"/>
                 <w:color w:val="000000"/>
               </w:rPr>
-              <w:t xml:space="preserve">323</w:t>
+              <w:t xml:space="preserve">322</w:t>
             </w:r>
           </w:p>
         </w:tc>
@@ -4080,7 +4080,7 @@
                 <w:szCs w:val="22"/>
                 <w:color w:val="000000"/>
               </w:rPr>
-              <w:t xml:space="preserve">44</w:t>
+              <w:t xml:space="preserve">45</w:t>
             </w:r>
           </w:p>
         </w:tc>
@@ -4133,7 +4133,7 @@
                 <w:szCs w:val="22"/>
                 <w:color w:val="000000"/>
               </w:rPr>
-              <w:t xml:space="preserve">1.36 (1.06, 1.74)</w:t>
+              <w:t xml:space="preserve">1.36 (1.07, 1.73)</w:t>
             </w:r>
           </w:p>
         </w:tc>
@@ -4186,7 +4186,7 @@
                 <w:szCs w:val="22"/>
                 <w:color w:val="000000"/>
               </w:rPr>
-              <w:t xml:space="preserve">0.014</w:t>
+              <w:t xml:space="preserve">0.012</w:t>
             </w:r>
           </w:p>
         </w:tc>
@@ -4351,7 +4351,7 @@
                 <w:szCs w:val="22"/>
                 <w:color w:val="000000"/>
               </w:rPr>
-              <w:t xml:space="preserve">323</w:t>
+              <w:t xml:space="preserve">322</w:t>
             </w:r>
           </w:p>
         </w:tc>
@@ -4510,7 +4510,7 @@
                 <w:szCs w:val="22"/>
                 <w:color w:val="000000"/>
               </w:rPr>
-              <w:t xml:space="preserve">18.04 (0.00, 764213628880415410683192493220953247880378426980725205405446908786818189000278794283697371663685117769605341051469312524332828751278438162486123075836589094635745904196183217983117200861283962322575447753137852011283722662835587645440.00)</w:t>
+              <w:t xml:space="preserve">21.78 (0.00, Inf)</w:t>
             </w:r>
           </w:p>
         </w:tc>
@@ -4563,7 +4563,7 @@
                 <w:szCs w:val="22"/>
                 <w:color w:val="000000"/>
               </w:rPr>
-              <w:t xml:space="preserve">0.992</w:t>
+              <w:t xml:space="preserve">0.995</w:t>
             </w:r>
           </w:p>
         </w:tc>
